--- a/backend/template/test_case_report.docx
+++ b/backend/template/test_case_report.docx
@@ -106,8 +106,6 @@
           <w:szCs w:val="32"/>
         </w:rPr>
       </w:pPr>
-      <w:bookmarkStart w:id="0" w:name="_GoBack"/>
-      <w:bookmarkEnd w:id="0"/>
     </w:p>
     <w:p>
       <w:pPr>
@@ -148,15 +146,27 @@
     </w:p>
     <w:p>
       <w:pPr>
-        <w:adjustRightInd w:val="0"/>
-        <w:snapToGrid w:val="0"/>
-        <w:spacing w:line="360" w:lineRule="auto"/>
-        <w:ind w:firstLine="480" w:firstLineChars="200"/>
+        <w:pStyle w:val="2"/>
+        <w:bidi w:val="0"/>
         <w:rPr>
-          <w:sz w:val="24"/>
+          <w:rFonts w:hint="default" w:eastAsia="宋体"/>
+          <w:b/>
+          <w:bCs/>
+          <w:lang w:val="en-US" w:eastAsia="zh-CN"/>
         </w:rPr>
       </w:pPr>
+      <w:bookmarkStart w:id="0" w:name="_GoBack"/>
+      <w:r>
+        <w:rPr>
+          <w:rFonts w:hint="eastAsia"/>
+          <w:b/>
+          <w:bCs/>
+          <w:lang w:val="en-US" w:eastAsia="zh-CN"/>
+        </w:rPr>
+        <w:t>一、文档概述</w:t>
+      </w:r>
     </w:p>
+    <w:bookmarkEnd w:id="0"/>
     <w:sectPr>
       <w:headerReference r:id="rId5" w:type="first"/>
       <w:footerReference r:id="rId6" w:type="default"/>

--- a/backend/template/test_case_report.docx
+++ b/backend/template/test_case_report.docx
@@ -57,17 +57,6 @@
       </w:pPr>
       <w:r>
         <w:rPr>
-          <w:rFonts w:hint="default"/>
-          <w:bCs w:val="0"/>
-          <w:kern w:val="2"/>
-          <w:sz w:val="48"/>
-          <w:szCs w:val="48"/>
-          <w:lang w:val="en-US"/>
-        </w:rPr>
-        <w:t>xx</w:t>
-      </w:r>
-      <w:r>
-        <w:rPr>
           <w:rFonts w:hint="eastAsia"/>
           <w:bCs w:val="0"/>
           <w:kern w:val="2"/>
@@ -75,7 +64,7 @@
           <w:szCs w:val="48"/>
           <w:lang w:val="en-US" w:eastAsia="zh-CN"/>
         </w:rPr>
-        <w:t>测试报告</w:t>
+        <w:t>{{ document_title }}</w:t>
       </w:r>
     </w:p>
     <w:p>
@@ -163,7 +152,7 @@
           <w:bCs/>
           <w:lang w:val="en-US" w:eastAsia="zh-CN"/>
         </w:rPr>
-        <w:t>一、文档概述</w:t>
+        <w:t>{{ body_anchor }}</w:t>
       </w:r>
     </w:p>
     <w:bookmarkEnd w:id="0"/>
